--- a/fuentes/12270048_CF02_DU.docx
+++ b/fuentes/12270048_CF02_DU.docx
@@ -4140,8 +4140,8 @@
         <w:tblLook w:val="04A0" w:firstRow="1" w:lastRow="0" w:firstColumn="1" w:lastColumn="0" w:noHBand="0" w:noVBand="1"/>
       </w:tblPr>
       <w:tblGrid>
-        <w:gridCol w:w="2667"/>
-        <w:gridCol w:w="3289"/>
+        <w:gridCol w:w="2830"/>
+        <w:gridCol w:w="3126"/>
         <w:gridCol w:w="3980"/>
       </w:tblGrid>
       <w:tr>
@@ -4152,7 +4152,7 @@
         </w:trPr>
         <w:tc>
           <w:tcPr>
-            <w:tcW w:w="2667" w:type="dxa"/>
+            <w:tcW w:w="2830" w:type="dxa"/>
           </w:tcPr>
           <w:p>
             <w:pPr>
@@ -4165,7 +4165,7 @@
         </w:tc>
         <w:tc>
           <w:tcPr>
-            <w:tcW w:w="3289" w:type="dxa"/>
+            <w:tcW w:w="3126" w:type="dxa"/>
           </w:tcPr>
           <w:p>
             <w:pPr>
@@ -4197,7 +4197,7 @@
         </w:trPr>
         <w:tc>
           <w:tcPr>
-            <w:tcW w:w="2667" w:type="dxa"/>
+            <w:tcW w:w="2830" w:type="dxa"/>
           </w:tcPr>
           <w:p>
             <w:pPr>
@@ -4216,7 +4216,7 @@
         </w:tc>
         <w:tc>
           <w:tcPr>
-            <w:tcW w:w="3289" w:type="dxa"/>
+            <w:tcW w:w="3126" w:type="dxa"/>
           </w:tcPr>
           <w:p>
             <w:pPr>
@@ -4259,7 +4259,7 @@
         </w:trPr>
         <w:tc>
           <w:tcPr>
-            <w:tcW w:w="2667" w:type="dxa"/>
+            <w:tcW w:w="2830" w:type="dxa"/>
           </w:tcPr>
           <w:p>
             <w:pPr>
@@ -4278,7 +4278,7 @@
         </w:tc>
         <w:tc>
           <w:tcPr>
-            <w:tcW w:w="3289" w:type="dxa"/>
+            <w:tcW w:w="3126" w:type="dxa"/>
           </w:tcPr>
           <w:p>
             <w:pPr>
@@ -4322,7 +4322,7 @@
         </w:trPr>
         <w:tc>
           <w:tcPr>
-            <w:tcW w:w="2667" w:type="dxa"/>
+            <w:tcW w:w="2830" w:type="dxa"/>
           </w:tcPr>
           <w:p>
             <w:pPr>
@@ -4341,7 +4341,7 @@
         </w:tc>
         <w:tc>
           <w:tcPr>
-            <w:tcW w:w="3289" w:type="dxa"/>
+            <w:tcW w:w="3126" w:type="dxa"/>
           </w:tcPr>
           <w:p>
             <w:pPr>
@@ -4384,7 +4384,7 @@
         </w:trPr>
         <w:tc>
           <w:tcPr>
-            <w:tcW w:w="2667" w:type="dxa"/>
+            <w:tcW w:w="2830" w:type="dxa"/>
           </w:tcPr>
           <w:p>
             <w:pPr>
@@ -4403,7 +4403,7 @@
         </w:tc>
         <w:tc>
           <w:tcPr>
-            <w:tcW w:w="3289" w:type="dxa"/>
+            <w:tcW w:w="3126" w:type="dxa"/>
           </w:tcPr>
           <w:p>
             <w:pPr>
@@ -4447,7 +4447,7 @@
         </w:trPr>
         <w:tc>
           <w:tcPr>
-            <w:tcW w:w="2667" w:type="dxa"/>
+            <w:tcW w:w="2830" w:type="dxa"/>
           </w:tcPr>
           <w:p>
             <w:pPr>
@@ -4466,7 +4466,7 @@
         </w:tc>
         <w:tc>
           <w:tcPr>
-            <w:tcW w:w="3289" w:type="dxa"/>
+            <w:tcW w:w="3126" w:type="dxa"/>
           </w:tcPr>
           <w:p>
             <w:pPr>
@@ -9607,15 +9607,7 @@
         <w:t xml:space="preserve"> (FDA):</w:t>
       </w:r>
       <w:r>
-        <w:t xml:space="preserve"> aviso previo de llegada de alimentos </w:t>
-      </w:r>
-      <w:proofErr w:type="gramStart"/>
-      <w:r>
-        <w:t>a</w:t>
-      </w:r>
-      <w:proofErr w:type="gramEnd"/>
-      <w:r>
-        <w:t xml:space="preserve"> EE. UU. Mínimo 4 horas para carga aérea y 8 horas para carga marítima y terrestre.</w:t>
+        <w:t xml:space="preserve"> aviso previo de llegada de alimentos a EE. UU. Mínimo 4 horas para carga aérea y 8 horas para carga marítima y terrestre.</w:t>
       </w:r>
     </w:p>
     <w:p>
@@ -13775,7 +13767,6 @@
     <w:p>
       <w:pPr>
         <w:ind w:firstLine="0"/>
-        <w:jc w:val="center"/>
         <w:rPr>
           <w:noProof/>
           <w:lang w:eastAsia="es-CO"/>
@@ -13784,13 +13775,14 @@
       <w:r>
         <w:rPr>
           <w:noProof/>
+          <w:lang w:eastAsia="es-CO"/>
         </w:rPr>
         <w:lastRenderedPageBreak/>
         <w:drawing>
-          <wp:inline distT="0" distB="0" distL="0" distR="0" wp14:anchorId="0099A3DE" wp14:editId="3FCC8A32">
-            <wp:extent cx="6315559" cy="6591057"/>
-            <wp:effectExtent l="0" t="0" r="9525" b="635"/>
-            <wp:docPr id="1" name="Gráfico 1" descr="El mapa conceptual titulado &quot;Variables comerciales, logísticas y operativas del comercio exterior&quot; organiza el tema central en tres ejes temáticos: las variables del comportamiento comercial y logístico, la implementación de procesos de importación y exportación, y la simulación integral de exportación bajo el TLC.&#10;&#10;Cada eje desarrolla sus aspectos clave, desde los mecanismos de defensa comercial y los compromisos normativos del acuerdo, hasta los procedimientos operativos y documentales del comercio exterior, articulados en una simulación práctica que integra todos los saberes del componente formativo.&#10;"/>
+          <wp:inline distT="0" distB="0" distL="0" distR="0" wp14:anchorId="6675C88C" wp14:editId="063CA57E">
+            <wp:extent cx="6332220" cy="6621145"/>
+            <wp:effectExtent l="0" t="0" r="0" b="8255"/>
+            <wp:docPr id="3" name="Gráfico 3" descr="El mapa conceptual titulado &quot;Variables comerciales, logísticas y operativas del comercio exterior&quot; organiza el tema central en tres ejes temáticos: las variables del comportamiento comercial y logístico, la implementación de procesos de importación y exportación, y la simulación integral de exportación bajo el TLC.&#10;&#10;Cada eje desarrolla sus aspectos clave, desde los mecanismos de defensa comercial y los compromisos normativos del acuerdo, hasta los procedimientos operativos y documentales del comercio exterior, articulados en una simulación práctica que integra todos los saberes del componente formativo.&#10;"/>
             <wp:cNvGraphicFramePr>
               <a:graphicFrameLocks xmlns:a="http://schemas.openxmlformats.org/drawingml/2006/main" noChangeAspect="1"/>
             </wp:cNvGraphicFramePr>
@@ -13798,7 +13790,7 @@
               <a:graphicData uri="http://schemas.openxmlformats.org/drawingml/2006/picture">
                 <pic:pic xmlns:pic="http://schemas.openxmlformats.org/drawingml/2006/picture">
                   <pic:nvPicPr>
-                    <pic:cNvPr id="1" name="Gráfico 1" descr="El mapa conceptual titulado &quot;Variables comerciales, logísticas y operativas del comercio exterior&quot; organiza el tema central en tres ejes temáticos: las variables del comportamiento comercial y logístico, la implementación de procesos de importación y exportación, y la simulación integral de exportación bajo el TLC.&#10;&#10;Cada eje desarrolla sus aspectos clave, desde los mecanismos de defensa comercial y los compromisos normativos del acuerdo, hasta los procedimientos operativos y documentales del comercio exterior, articulados en una simulación práctica que integra todos los saberes del componente formativo.&#10;"/>
+                    <pic:cNvPr id="3" name="Gráfico 3" descr="El mapa conceptual titulado &quot;Variables comerciales, logísticas y operativas del comercio exterior&quot; organiza el tema central en tres ejes temáticos: las variables del comportamiento comercial y logístico, la implementación de procesos de importación y exportación, y la simulación integral de exportación bajo el TLC.&#10;&#10;Cada eje desarrolla sus aspectos clave, desde los mecanismos de defensa comercial y los compromisos normativos del acuerdo, hasta los procedimientos operativos y documentales del comercio exterior, articulados en una simulación práctica que integra todos los saberes del componente formativo.&#10;"/>
                     <pic:cNvPicPr/>
                   </pic:nvPicPr>
                   <pic:blipFill>
@@ -13816,7 +13808,7 @@
                   <pic:spPr>
                     <a:xfrm>
                       <a:off x="0" y="0"/>
-                      <a:ext cx="6336827" cy="6613252"/>
+                      <a:ext cx="6332220" cy="6621145"/>
                     </a:xfrm>
                     <a:prstGeom prst="rect">
                       <a:avLst/>
@@ -13831,6 +13823,8 @@
     </w:p>
     <w:p>
       <w:pPr>
+        <w:ind w:firstLine="0"/>
+        <w:jc w:val="center"/>
         <w:rPr>
           <w:noProof/>
           <w:lang w:eastAsia="es-CO"/>
@@ -13839,6 +13833,14 @@
     </w:p>
     <w:p>
       <w:pPr>
+        <w:rPr>
+          <w:noProof/>
+          <w:lang w:eastAsia="es-CO"/>
+        </w:rPr>
+      </w:pPr>
+    </w:p>
+    <w:p>
+      <w:pPr>
         <w:pStyle w:val="Titulosgenerales"/>
       </w:pPr>
       <w:bookmarkStart w:id="20" w:name="_Toc230793199"/>
@@ -14108,15 +14110,7 @@
         <w:t>:</w:t>
       </w:r>
       <w:r>
-        <w:t xml:space="preserve"> aviso previo que debe presentarse ante la FDA con la información de alimentos que van </w:t>
-      </w:r>
-      <w:proofErr w:type="gramStart"/>
-      <w:r>
-        <w:t>a</w:t>
-      </w:r>
-      <w:proofErr w:type="gramEnd"/>
-      <w:r>
-        <w:t xml:space="preserve"> importarse en EE. UU., con mínimo 2 horas de anticipación para carga aérea.</w:t>
+        <w:t xml:space="preserve"> aviso previo que debe presentarse ante la FDA con la información de alimentos que van a importarse en EE. UU., con mínimo 2 horas de anticipación para carga aérea.</w:t>
       </w:r>
     </w:p>
     <w:p>
@@ -14259,14 +14253,6 @@
       <w:r>
         <w:t xml:space="preserve">Ministerio de Comercio, Industria y Turismo [MinCIT]. (2012). Acuerdo de Promoción Comercial entre la República de Colombia y los Estados Unidos de América: texto oficial en español. MinCIT. </w:t>
       </w:r>
-      <w:hyperlink r:id="rId17" w:history="1">
-        <w:r>
-          <w:rPr>
-            <w:rStyle w:val="Hipervnculo"/>
-          </w:rPr>
-          <w:t>https://www.tlc.gov.co</w:t>
-        </w:r>
-      </w:hyperlink>
     </w:p>
     <w:p>
       <w:r>
@@ -14787,8 +14773,8 @@
       </w:pPr>
     </w:p>
     <w:sectPr>
-      <w:headerReference w:type="default" r:id="rId18"/>
-      <w:footerReference w:type="default" r:id="rId19"/>
+      <w:headerReference w:type="default" r:id="rId17"/>
+      <w:footerReference w:type="default" r:id="rId18"/>
       <w:pgSz w:w="12240" w:h="15840"/>
       <w:pgMar w:top="1701" w:right="1134" w:bottom="1134" w:left="1134" w:header="709" w:footer="737" w:gutter="0"/>
       <w:pgNumType w:start="1"/>
@@ -22748,6 +22734,17 @@
 </file>
 
 <file path=customXml/item1.xml><?xml version="1.0" encoding="utf-8"?>
+<p:properties xmlns:p="http://schemas.microsoft.com/office/2006/metadata/properties" xmlns:xsi="http://www.w3.org/2001/XMLSchema-instance" xmlns:pc="http://schemas.microsoft.com/office/infopath/2007/PartnerControls">
+  <documentManagement>
+    <TaxCatchAll xmlns="13c90a0b-73bc-4dc0-be5f-28d77b615beb" xsi:nil="true"/>
+    <lcf76f155ced4ddcb4097134ff3c332f xmlns="13c93bba-48ce-428c-bfe5-88b42c19b028">
+      <Terms xmlns="http://schemas.microsoft.com/office/infopath/2007/PartnerControls"/>
+    </lcf76f155ced4ddcb4097134ff3c332f>
+  </documentManagement>
+</p:properties>
+</file>
+
+<file path=customXml/item2.xml><?xml version="1.0" encoding="utf-8"?>
 <ct:contentTypeSchema xmlns:ct="http://schemas.microsoft.com/office/2006/metadata/contentType" xmlns:ma="http://schemas.microsoft.com/office/2006/metadata/properties/metaAttributes" ct:_="" ma:_="" ma:contentTypeName="Documento" ma:contentTypeID="0x0101006A81D6BD42E8DF4C91013959704817E1" ma:contentTypeVersion="15" ma:contentTypeDescription="Crear nuevo documento." ma:contentTypeScope="" ma:versionID="bf4f72ffd194f0963ff564daca6869f7">
   <xsd:schema xmlns:xsd="http://www.w3.org/2001/XMLSchema" xmlns:xs="http://www.w3.org/2001/XMLSchema" xmlns:p="http://schemas.microsoft.com/office/2006/metadata/properties" xmlns:ns2="13c90a0b-73bc-4dc0-be5f-28d77b615beb" xmlns:ns3="13c93bba-48ce-428c-bfe5-88b42c19b028" targetNamespace="http://schemas.microsoft.com/office/2006/metadata/properties" ma:root="true" ma:fieldsID="8718d6f4873a5b1392a45044efa78385" ns2:_="" ns3:_="">
     <xsd:import namespace="13c90a0b-73bc-4dc0-be5f-28d77b615beb"/>
@@ -22982,18 +22979,11 @@
 </ct:contentTypeSchema>
 </file>
 
-<file path=customXml/item2.xml><?xml version="1.0" encoding="utf-8"?>
-<p:properties xmlns:p="http://schemas.microsoft.com/office/2006/metadata/properties" xmlns:xsi="http://www.w3.org/2001/XMLSchema-instance" xmlns:pc="http://schemas.microsoft.com/office/infopath/2007/PartnerControls">
-  <documentManagement>
-    <TaxCatchAll xmlns="13c90a0b-73bc-4dc0-be5f-28d77b615beb" xsi:nil="true"/>
-    <lcf76f155ced4ddcb4097134ff3c332f xmlns="13c93bba-48ce-428c-bfe5-88b42c19b028">
-      <Terms xmlns="http://schemas.microsoft.com/office/infopath/2007/PartnerControls"/>
-    </lcf76f155ced4ddcb4097134ff3c332f>
-  </documentManagement>
-</p:properties>
+<file path=customXml/item3.xml><?xml version="1.0" encoding="utf-8"?>
+<b:Sources xmlns:b="http://schemas.openxmlformats.org/officeDocument/2006/bibliography" xmlns="http://schemas.openxmlformats.org/officeDocument/2006/bibliography" SelectedStyle="\APASixthEditionOfficeOnline.xsl" StyleName="APA" Version="6"/>
 </file>
 
-<file path=customXml/item3.xml><?xml version="1.0" encoding="utf-8"?>
+<file path=customXml/item4.xml><?xml version="1.0" encoding="utf-8"?>
 <?mso-contentType ?>
 <FormTemplates xmlns="http://schemas.microsoft.com/sharepoint/v3/contenttype/forms">
   <Display>DocumentLibraryForm</Display>
@@ -23002,11 +22992,18 @@
 </FormTemplates>
 </file>
 
-<file path=customXml/item4.xml><?xml version="1.0" encoding="utf-8"?>
-<b:Sources xmlns:b="http://schemas.openxmlformats.org/officeDocument/2006/bibliography" xmlns="http://schemas.openxmlformats.org/officeDocument/2006/bibliography" SelectedStyle="\APASixthEditionOfficeOnline.xsl" StyleName="APA" Version="6"/>
+<file path=customXml/itemProps1.xml><?xml version="1.0" encoding="utf-8"?>
+<ds:datastoreItem xmlns:ds="http://schemas.openxmlformats.org/officeDocument/2006/customXml" ds:itemID="{1279454D-02BE-4A9C-A117-DCD1573E2608}">
+  <ds:schemaRefs>
+    <ds:schemaRef ds:uri="http://schemas.microsoft.com/office/2006/metadata/properties"/>
+    <ds:schemaRef ds:uri="http://schemas.microsoft.com/office/infopath/2007/PartnerControls"/>
+    <ds:schemaRef ds:uri="13c90a0b-73bc-4dc0-be5f-28d77b615beb"/>
+    <ds:schemaRef ds:uri="13c93bba-48ce-428c-bfe5-88b42c19b028"/>
+  </ds:schemaRefs>
+</ds:datastoreItem>
 </file>
 
-<file path=customXml/itemProps1.xml><?xml version="1.0" encoding="utf-8"?>
+<file path=customXml/itemProps2.xml><?xml version="1.0" encoding="utf-8"?>
 <ds:datastoreItem xmlns:ds="http://schemas.openxmlformats.org/officeDocument/2006/customXml" ds:itemID="{59065960-E0CA-4804-83B5-320CBCDCC160}">
   <ds:schemaRefs>
     <ds:schemaRef ds:uri="http://schemas.microsoft.com/office/2006/metadata/contentType"/>
@@ -23025,29 +23022,18 @@
 </ds:datastoreItem>
 </file>
 
-<file path=customXml/itemProps2.xml><?xml version="1.0" encoding="utf-8"?>
-<ds:datastoreItem xmlns:ds="http://schemas.openxmlformats.org/officeDocument/2006/customXml" ds:itemID="{1279454D-02BE-4A9C-A117-DCD1573E2608}">
+<file path=customXml/itemProps3.xml><?xml version="1.0" encoding="utf-8"?>
+<ds:datastoreItem xmlns:ds="http://schemas.openxmlformats.org/officeDocument/2006/customXml" ds:itemID="{EAE431FD-7059-4C09-804B-C9D69EB7B213}">
   <ds:schemaRefs>
-    <ds:schemaRef ds:uri="http://schemas.microsoft.com/office/2006/metadata/properties"/>
-    <ds:schemaRef ds:uri="http://schemas.microsoft.com/office/infopath/2007/PartnerControls"/>
-    <ds:schemaRef ds:uri="13c90a0b-73bc-4dc0-be5f-28d77b615beb"/>
-    <ds:schemaRef ds:uri="13c93bba-48ce-428c-bfe5-88b42c19b028"/>
+    <ds:schemaRef ds:uri="http://schemas.openxmlformats.org/officeDocument/2006/bibliography"/>
   </ds:schemaRefs>
 </ds:datastoreItem>
 </file>
 
-<file path=customXml/itemProps3.xml><?xml version="1.0" encoding="utf-8"?>
+<file path=customXml/itemProps4.xml><?xml version="1.0" encoding="utf-8"?>
 <ds:datastoreItem xmlns:ds="http://schemas.openxmlformats.org/officeDocument/2006/customXml" ds:itemID="{10663269-2064-4804-8290-36D4A57F5557}">
   <ds:schemaRefs>
     <ds:schemaRef ds:uri="http://schemas.microsoft.com/sharepoint/v3/contenttype/forms"/>
   </ds:schemaRefs>
 </ds:datastoreItem>
-</file>
-
-<file path=customXml/itemProps4.xml><?xml version="1.0" encoding="utf-8"?>
-<ds:datastoreItem xmlns:ds="http://schemas.openxmlformats.org/officeDocument/2006/customXml" ds:itemID="{EAE431FD-7059-4C09-804B-C9D69EB7B213}">
-  <ds:schemaRefs>
-    <ds:schemaRef ds:uri="http://schemas.openxmlformats.org/officeDocument/2006/bibliography"/>
-  </ds:schemaRefs>
-</ds:datastoreItem>
 </file>